--- a/notes/AIQuestion02.docx
+++ b/notes/AIQuestion02.docx
@@ -4,13 +4,39 @@
   <w:body>
     <w:p>
       <w:r>
-        <w:t>Please construct a Stata do file which does following</w:t>
-      </w:r>
-      <w:r>
-        <w:t>:</w:t>
-      </w:r>
-      <w:r>
-        <w:t xml:space="preserve"> </w:t>
+        <w:t>For the following use the Stata data files in ~/Dropbox/</w:t>
+      </w:r>
+      <w:r>
+        <w:t>Akos/</w:t>
+      </w:r>
+      <w:proofErr w:type="spellStart"/>
+      <w:r>
+        <w:t>ukhe_data</w:t>
+      </w:r>
+      <w:proofErr w:type="spellEnd"/>
+      <w:r>
+        <w:t>/</w:t>
+      </w:r>
+      <w:proofErr w:type="spellStart"/>
+      <w:r>
+        <w:t>hesa</w:t>
+      </w:r>
+      <w:proofErr w:type="spellEnd"/>
+      <w:r>
+        <w:t>/</w:t>
+      </w:r>
+      <w:proofErr w:type="spellStart"/>
+      <w:r>
+        <w:t>dta</w:t>
+      </w:r>
+      <w:proofErr w:type="spellEnd"/>
+      <w:r>
+        <w:t>/</w:t>
+      </w:r>
+    </w:p>
+    <w:p>
+      <w:r>
+        <w:t xml:space="preserve"> Please construct a Stata do file which does following: </w:t>
       </w:r>
     </w:p>
     <w:p>
@@ -22,55 +48,13 @@
         </w:numPr>
       </w:pPr>
       <w:r>
-        <w:t>It c</w:t>
-      </w:r>
-      <w:r>
-        <w:t>alculate</w:t>
-      </w:r>
-      <w:r>
-        <w:t>s</w:t>
-      </w:r>
-      <w:r>
-        <w:t xml:space="preserve"> the </w:t>
-      </w:r>
-      <w:r>
-        <w:t xml:space="preserve">total </w:t>
-      </w:r>
-      <w:r>
-        <w:t xml:space="preserve">administrative staff </w:t>
-      </w:r>
-      <w:r>
-        <w:t>(called non-academic)</w:t>
-      </w:r>
-      <w:r>
-        <w:t xml:space="preserve"> </w:t>
-      </w:r>
-      <w:r>
-        <w:t xml:space="preserve">to </w:t>
-      </w:r>
-      <w:r>
-        <w:t xml:space="preserve">total </w:t>
-      </w:r>
-      <w:r>
-        <w:t xml:space="preserve">academic staff </w:t>
-      </w:r>
-      <w:r>
-        <w:t>(</w:t>
-      </w:r>
-      <w:r>
-        <w:t xml:space="preserve">called academic (including atypical) </w:t>
-      </w:r>
-      <w:r>
-        <w:t xml:space="preserve">ratio for universities </w:t>
-      </w:r>
-      <w:r>
-        <w:t xml:space="preserve">using the file </w:t>
-      </w:r>
-      <w:r>
-        <w:t>T11_staff_fte</w:t>
-      </w:r>
-      <w:r>
-        <w:t>.dta file.</w:t>
+        <w:t>it creates a time series figure about the total foreign student numbers in UK higher education 2014-2025, total, EU, non-EU</w:t>
+      </w:r>
+      <w:r>
+        <w:t xml:space="preserve">, the same </w:t>
+      </w:r>
+      <w:r>
+        <w:t>only for PGT numbers</w:t>
       </w:r>
     </w:p>
     <w:p>
@@ -82,22 +66,7 @@
         </w:numPr>
       </w:pPr>
       <w:r>
-        <w:t>It c</w:t>
-      </w:r>
-      <w:r>
-        <w:t>alculate</w:t>
-      </w:r>
-      <w:r>
-        <w:t>s</w:t>
-      </w:r>
-      <w:r>
-        <w:t xml:space="preserve"> the ratio of administrative staff working </w:t>
-      </w:r>
-      <w:r>
-        <w:t>in</w:t>
-      </w:r>
-      <w:r>
-        <w:t xml:space="preserve"> cost centre “central administration &amp; services” to total academic staff.</w:t>
+        <w:t>it creates a time series figure about the total foreign student numbers at the Russel Group Universities in the UK2014-2025, total, EU, non-EU, the same only for PGT numbers</w:t>
       </w:r>
     </w:p>
     <w:p>
@@ -109,15 +78,24 @@
         </w:numPr>
       </w:pPr>
       <w:r>
-        <w:t xml:space="preserve">Include only universities which submitted more than 1 </w:t>
-      </w:r>
-      <w:proofErr w:type="spellStart"/>
-      <w:r>
-        <w:t>UoA</w:t>
-      </w:r>
-      <w:proofErr w:type="spellEnd"/>
-      <w:r>
-        <w:t xml:space="preserve"> to ref2021</w:t>
+        <w:t>it creates a time series figure about the total non-EU student numbers in UK higher education 2014-2025 broken down by</w:t>
+      </w:r>
+      <w:r>
+        <w:t xml:space="preserve"> China, India, </w:t>
+      </w:r>
+      <w:proofErr w:type="gramStart"/>
+      <w:r>
+        <w:t xml:space="preserve">and </w:t>
+      </w:r>
+      <w:r>
+        <w:t xml:space="preserve"> </w:t>
+      </w:r>
+      <w:r>
+        <w:t>other</w:t>
+      </w:r>
+      <w:proofErr w:type="gramEnd"/>
+      <w:r>
+        <w:t xml:space="preserve"> countries. </w:t>
       </w:r>
     </w:p>
     <w:p>
@@ -129,16 +107,16 @@
         </w:numPr>
       </w:pPr>
       <w:r>
-        <w:t xml:space="preserve">Include the average GPA score as calculated </w:t>
+        <w:t xml:space="preserve">it creates a time series figure about the total non-EU PGT student numbers in UK higher education 2014-2025 broken down by China, India, </w:t>
       </w:r>
       <w:proofErr w:type="gramStart"/>
       <w:r>
-        <w:t xml:space="preserve">by  </w:t>
-      </w:r>
-      <w:r>
-        <w:t>ref2021_the_replication.do</w:t>
+        <w:t>and  other</w:t>
       </w:r>
       <w:proofErr w:type="gramEnd"/>
+      <w:r>
+        <w:t xml:space="preserve"> countries. </w:t>
+      </w:r>
     </w:p>
     <w:p>
       <w:pPr>
@@ -149,46 +127,19 @@
         </w:numPr>
       </w:pPr>
       <w:r>
-        <w:t xml:space="preserve">Create an output file with these variables plus </w:t>
-      </w:r>
-      <w:proofErr w:type="spellStart"/>
-      <w:r>
-        <w:t>ukprn</w:t>
-      </w:r>
-      <w:proofErr w:type="spellEnd"/>
-      <w:r>
-        <w:t xml:space="preserve">, </w:t>
-      </w:r>
-      <w:proofErr w:type="spellStart"/>
-      <w:r>
-        <w:t>russel</w:t>
-      </w:r>
-      <w:proofErr w:type="spellEnd"/>
-      <w:r>
-        <w:t xml:space="preserve"> group dummy, </w:t>
-      </w:r>
-      <w:r>
-        <w:t xml:space="preserve">university name, year, total </w:t>
-      </w:r>
-      <w:proofErr w:type="spellStart"/>
-      <w:r>
-        <w:t>UG st</w:t>
-      </w:r>
-      <w:proofErr w:type="spellEnd"/>
-      <w:r>
-        <w:t>udent number, total student number, total administrative staff and total academic staff</w:t>
+        <w:t>Repeat the last t</w:t>
+      </w:r>
+      <w:r>
+        <w:t>w</w:t>
+      </w:r>
+      <w:r>
+        <w:t>o graphs only for Russel Group Universities.</w:t>
       </w:r>
     </w:p>
+    <w:p/>
     <w:p>
-      <w:pPr>
-        <w:pStyle w:val="ListParagraph"/>
-        <w:numPr>
-          <w:ilvl w:val="0"/>
-          <w:numId w:val="1"/>
-        </w:numPr>
-      </w:pPr>
-      <w:r>
-        <w:t>Each variable should have one observation per year per university, drop the unnecessary rows from the data set.</w:t>
+      <w:r>
+        <w:t>The Russel Group Dummy is included in one of the do files in the script folder.</w:t>
       </w:r>
     </w:p>
     <w:sectPr>
